--- a/cf/sh/u/files/u008.docx
+++ b/cf/sh/u/files/u008.docx
@@ -20,7 +20,7 @@
     </w:p>
     <w:p>
       <w:r>
-        <w:t>請針對每個題目，把答案填在「回答：」後面（越具體越好）；填好後請放回您的部門資料夾即可，不需回信。</w:t>
+        <w:t>這份問卷是想更了解您的實際作業，好把您的 AI 助理做得更貼近需求。第一部分請把答案填在「回答：」後面（越具體越好）；第二部分只是先讓您了解，之後用的時候再一起調整，不用現在填。填好後放回您的部門資料夾即可，不需回信。</w:t>
       </w:r>
     </w:p>
     <w:p>
@@ -32,8 +32,16 @@
       </w:r>
     </w:p>
     <w:p>
+      <w:pPr>
+        <w:pStyle w:val="Heading2"/>
+      </w:pPr>
       <w:r>
-        <w:t>1. 物管缺料明細、ZMMR007／ZMMR008 的匯出格式與欄位為何？</w:t>
+        <w:t>一、請您提供或確認的事情</w:t>
+      </w:r>
+    </w:p>
+    <w:p>
+      <w:r>
+        <w:t>1. 當週的 ZMMR007 採購明細匯出來長怎樣、有哪些欄位？給我一份（可去識別化）樣本。</w:t>
       </w:r>
     </w:p>
     <w:p>
@@ -43,7 +51,7 @@
     </w:p>
     <w:p>
       <w:r>
-        <w:t>2. 各採購經辦回覆交期如何彙整（系統或人工 Excel）？</w:t>
+        <w:t>2. 『去年最後一次採購價』要怎麼拿到（SAP 查、還是已有一份歷史價檔）？這是降本比對的底，能給我嗎？</w:t>
       </w:r>
     </w:p>
     <w:p>
@@ -53,7 +61,7 @@
     </w:p>
     <w:p>
       <w:r>
-        <w:t>3. SRM 出貨明細如何匯出？</w:t>
+        <w:t>3. 降本怎麼算才對——含稅還未稅？要不要乘採購量？有幣別要換算嗎？這個口徑先講清楚。</w:t>
       </w:r>
     </w:p>
     <w:p>
@@ -63,7 +71,7 @@
     </w:p>
     <w:p>
       <w:r>
-        <w:t>4. 料號主檔與採購經辦對照（誰負責哪些料）可否向採購索取？</w:t>
+        <w:t>4. 有沒有現成的週報範本、和給主管的摘要慣用格式？我要照您的來。</w:t>
       </w:r>
     </w:p>
     <w:p>
@@ -73,7 +81,7 @@
     </w:p>
     <w:p>
       <w:r>
-        <w:t>5. 集結會議紀錄的既有 Excel 範本與發送對象清單為何？</w:t>
+        <w:t>5. 第一次採購的新料件怎麼處理（列不列入降本、用什麼基準）？做好的週報最後是誰核對、誰寄主管？</w:t>
       </w:r>
     </w:p>
     <w:p>
@@ -82,13 +90,31 @@
       </w:r>
     </w:p>
     <w:p>
+      <w:pPr>
+        <w:pStyle w:val="Heading2"/>
+      </w:pPr>
       <w:r>
-        <w:t>6. 狀態分類與風險判定的公司正式口徑為何？</w:t>
+        <w:t>二、要用了之後、跟 AI 一起調整的事情（先了解即可，不用現在填）</w:t>
       </w:r>
     </w:p>
     <w:p>
       <w:r>
-        <w:t>回答：</w:t>
+        <w:t>• 價差、降幅、節省金額是純算的，AI 算得準；但『含不含稅、要不要扣量』這種口徑，前幾次請您核對過再放行。</w:t>
+      </w:r>
+    </w:p>
+    <w:p>
+      <w:r>
+        <w:t>• 查不到歷史價的新料件，AI 會標『無歷史價、不列入降本』不亂算，請您確認這樣處理對不對。</w:t>
+      </w:r>
+    </w:p>
+    <w:p>
+      <w:r>
+        <w:t>• 漲價的料件 AI 不會藏，會列『漲價提醒』；這個呈現方式是不是您要的請確認。</w:t>
+      </w:r>
+    </w:p>
+    <w:p>
+      <w:r>
+        <w:t>• 週報和摘要的講法是不是您慣用的，用過一兩週再回饋要不要調。</w:t>
       </w:r>
     </w:p>
     <w:p/>
@@ -101,8 +127,16 @@
       </w:r>
     </w:p>
     <w:p>
+      <w:pPr>
+        <w:pStyle w:val="Heading2"/>
+      </w:pPr>
       <w:r>
-        <w:t>1. ZMMR007 當週採購明細的匯出格式與欄位為何？</w:t>
+        <w:t>一、請您提供或確認的事情</w:t>
+      </w:r>
+    </w:p>
+    <w:p>
+      <w:r>
+        <w:t>1. 各家廠商的報價單長怎樣？給我幾份不同版面的樣本（可去識別化），AI 才練得起來怎麼讀。</w:t>
       </w:r>
     </w:p>
     <w:p>
@@ -112,7 +146,7 @@
     </w:p>
     <w:p>
       <w:r>
-        <w:t>2. 歷史採購價主檔（去年最後一次採購價）如何取得（SAP 查詢或既有檔）？</w:t>
+        <w:t>2. 品項規格和歷史採購價／目標價的主檔能給我嗎？這是比價的基準，向採購要一份。</w:t>
       </w:r>
     </w:p>
     <w:p>
@@ -122,7 +156,7 @@
     </w:p>
     <w:p>
       <w:r>
-        <w:t>3. 降本計算口徑為何（含稅／未稅、是否扣量、幣別換算）？</w:t>
+        <w:t>3. 議價紀錄表（博格那張）實際欄位長怎樣、簽核流程是什麼？</w:t>
       </w:r>
     </w:p>
     <w:p>
@@ -132,7 +166,7 @@
     </w:p>
     <w:p>
       <w:r>
-        <w:t>4. 既有週報範本與致主管摘要的慣用格式為何？</w:t>
+        <w:t>4. 規格怎麼算『一樣、可以比』——同義規格、單位換算有沒有一份對照規則？（材質、管徑、等級不同就不能直接比對吧？）</w:t>
       </w:r>
     </w:p>
     <w:p>
@@ -142,7 +176,7 @@
     </w:p>
     <w:p>
       <w:r>
-        <w:t>5. 新料件（無歷史價）如何處理（是否列入、用何基準）？</w:t>
+        <w:t>5. 價格偏離歷史價多少 % 要示警？這個門檻先定。做好的議價草稿最後是誰核對規格與最低價、誰送簽？</w:t>
       </w:r>
     </w:p>
     <w:p>
@@ -151,13 +185,31 @@
       </w:r>
     </w:p>
     <w:p>
+      <w:pPr>
+        <w:pStyle w:val="Heading2"/>
+      </w:pPr>
       <w:r>
-        <w:t>6. 週報數字核對後，發送主管由誰確認？</w:t>
+        <w:t>二、要用了之後、跟 AI 一起調整的事情（先了解即可，不用現在填）</w:t>
       </w:r>
     </w:p>
     <w:p>
       <w:r>
-        <w:t>回答：</w:t>
+        <w:t>• 報價單多是 PDF／圖片，AI 抓單價、規格一開始不一定準，請您用時指出來，我們逐家調準。</w:t>
+      </w:r>
+    </w:p>
+    <w:p>
+      <w:r>
+        <w:t>• 兩家規格其實不同（材質不一樣）時，AI 會標『規格待釐清、暫不比價』不硬比，請您確認這樣處理對不對。</w:t>
+      </w:r>
+    </w:p>
+    <w:p>
+      <w:r>
+        <w:t>• 議價紀錄表的欄位、建議寫法是不是您要的樣子，用過幾次再回饋。</w:t>
+      </w:r>
+    </w:p>
+    <w:p>
+      <w:r>
+        <w:t>• 遇到很少見的規格、或報價單缺項的情況，第一次遇到請留給我看，我們把規則補上。</w:t>
       </w:r>
     </w:p>
     <w:p/>
@@ -170,8 +222,16 @@
       </w:r>
     </w:p>
     <w:p>
+      <w:pPr>
+        <w:pStyle w:val="Heading2"/>
+      </w:pPr>
       <w:r>
-        <w:t>1. SAP ZMMR008 採購明細、ZMMR007 能否定期匯出 Excel/CSV？欄位為何？（本題升級關鍵）</w:t>
+        <w:t>一、請您提供或確認的事情</w:t>
+      </w:r>
+    </w:p>
+    <w:p>
+      <w:r>
+        <w:t>1. 最關鍵先確認：SAP 的 ZMMR008 採購明細、ZMMR007 能不能定期匯出成 Excel 或 CSV？欄位長怎樣？這件事通了，這題就能很快做；不通就卡住。</w:t>
       </w:r>
     </w:p>
     <w:p>
@@ -181,7 +241,7 @@
     </w:p>
     <w:p>
       <w:r>
-        <w:t>2. 物料集結會缺料明細的固定格式與欄位為何？</w:t>
+        <w:t>2. 物料集結會的缺料明細固定格式、欄位長怎樣？能給我一份樣本嗎？</w:t>
       </w:r>
     </w:p>
     <w:p>
@@ -191,7 +251,7 @@
     </w:p>
     <w:p>
       <w:r>
-        <w:t>3. SRM 供應商平台待交／回覆交期如何匯出？</w:t>
+        <w:t>3. SRM 供應商平台的待交、回覆交期怎麼匯出？也給我一份看看。</w:t>
       </w:r>
     </w:p>
     <w:p>
@@ -201,7 +261,7 @@
     </w:p>
     <w:p>
       <w:r>
-        <w:t>4. 料號主檔與供應商窗口（真實聯絡人 Email）可否向採購索取？</w:t>
+        <w:t>4. 料號主檔和供應商窗口對照（每家真實的聯絡 Email）能給我嗎？向採購要一份。</w:t>
       </w:r>
     </w:p>
     <w:p>
@@ -211,7 +271,7 @@
     </w:p>
     <w:p>
       <w:r>
-        <w:t>5. 三方比對的鍵是『料號＋採購單號』嗎？有無例外對不上的情況？</w:t>
+        <w:t>5. 催交信公司正式用語、要求供應商幾天內回覆的慣例是什麼？做好的跟催表和信最後是誰核對、誰逐家發？</w:t>
       </w:r>
     </w:p>
     <w:p>
@@ -220,13 +280,31 @@
       </w:r>
     </w:p>
     <w:p>
+      <w:pPr>
+        <w:pStyle w:val="Heading2"/>
+      </w:pPr>
       <w:r>
-        <w:t>6. 催交信公司正式用語與回覆期限慣例為何？發信由誰確認？</w:t>
+        <w:t>二、要用了之後、跟 AI 一起調整的事情（先了解即可，不用現在填）</w:t>
       </w:r>
     </w:p>
     <w:p>
       <w:r>
-        <w:t>回答：</w:t>
+        <w:t>• 三份資料（採購明細、缺料清單、SRM 交期）要用料號＋單號對起來，一開始可能有對不上的，請您用時指出來，我們調對齊規則。</w:t>
+      </w:r>
+    </w:p>
+    <w:p>
+      <w:r>
+        <w:t>• 某料號在缺料清單但採購明細查無對應時，AI 會標『三方不符、待補』不亂猜單號，請您確認怎麼處理。</w:t>
+      </w:r>
+    </w:p>
+    <w:p>
+      <w:r>
+        <w:t>• 跟催表欄位、催交信用詞是不是您要的，用過幾次再回饋。</w:t>
+      </w:r>
+    </w:p>
+    <w:p>
+      <w:r>
+        <w:t>• 交期口語（如『月底前』）或特殊狀況第一次遇到請留給我看，我們把換算規則補上。</w:t>
       </w:r>
     </w:p>
     <w:p/>
